--- a/files/Section01_FullStackDevelopment.docx
+++ b/files/Section01_FullStackDevelopment.docx
@@ -418,6 +418,7 @@
           <w:rFonts w:ascii="Times New Roman" w:hAnsi="Times New Roman" w:cs="Times New Roman"/>
         </w:rPr>
       </w:pPr>
+      <w:proofErr w:type="gramStart"/>
       <w:r>
         <w:rPr>
           <w:rFonts w:ascii="Times New Roman" w:hAnsi="Times New Roman" w:cs="Times New Roman"/>
@@ -430,7 +431,20 @@
         <w:rPr>
           <w:rFonts w:ascii="Times New Roman" w:hAnsi="Times New Roman" w:cs="Times New Roman"/>
         </w:rPr>
-        <w:t xml:space="preserve"> — structures the content (headings, paragraphs, forms, tables).</w:t>
+        <w:t xml:space="preserve"> </w:t>
+      </w:r>
+      <w:r>
+        <w:rPr>
+          <w:rFonts w:ascii="Times New Roman" w:hAnsi="Times New Roman" w:cs="Times New Roman"/>
+        </w:rPr>
+        <w:t>:</w:t>
+      </w:r>
+      <w:proofErr w:type="gramEnd"/>
+      <w:r>
+        <w:rPr>
+          <w:rFonts w:ascii="Times New Roman" w:hAnsi="Times New Roman" w:cs="Times New Roman"/>
+        </w:rPr>
+        <w:t xml:space="preserve"> structures the content (headings, paragraphs, forms, tables).</w:t>
       </w:r>
     </w:p>
     <w:p>
@@ -445,6 +459,7 @@
           <w:rFonts w:ascii="Times New Roman" w:hAnsi="Times New Roman" w:cs="Times New Roman"/>
         </w:rPr>
       </w:pPr>
+      <w:proofErr w:type="gramStart"/>
       <w:r>
         <w:rPr>
           <w:rFonts w:ascii="Times New Roman" w:hAnsi="Times New Roman" w:cs="Times New Roman"/>
@@ -457,7 +472,20 @@
         <w:rPr>
           <w:rFonts w:ascii="Times New Roman" w:hAnsi="Times New Roman" w:cs="Times New Roman"/>
         </w:rPr>
-        <w:t xml:space="preserve"> — controls the visual appearance (</w:t>
+        <w:t xml:space="preserve"> </w:t>
+      </w:r>
+      <w:r>
+        <w:rPr>
+          <w:rFonts w:ascii="Times New Roman" w:hAnsi="Times New Roman" w:cs="Times New Roman"/>
+        </w:rPr>
+        <w:t>:</w:t>
+      </w:r>
+      <w:proofErr w:type="gramEnd"/>
+      <w:r>
+        <w:rPr>
+          <w:rFonts w:ascii="Times New Roman" w:hAnsi="Times New Roman" w:cs="Times New Roman"/>
+        </w:rPr>
+        <w:t xml:space="preserve"> controls the visual appearance (</w:t>
       </w:r>
       <w:proofErr w:type="spellStart"/>
       <w:r>
@@ -486,6 +514,7 @@
           <w:rFonts w:ascii="Times New Roman" w:hAnsi="Times New Roman" w:cs="Times New Roman"/>
         </w:rPr>
       </w:pPr>
+      <w:proofErr w:type="gramStart"/>
       <w:r>
         <w:rPr>
           <w:rFonts w:ascii="Times New Roman" w:hAnsi="Times New Roman" w:cs="Times New Roman"/>
@@ -498,7 +527,20 @@
         <w:rPr>
           <w:rFonts w:ascii="Times New Roman" w:hAnsi="Times New Roman" w:cs="Times New Roman"/>
         </w:rPr>
-        <w:t xml:space="preserve"> — a CSS framework that provides ready-made responsive components.</w:t>
+        <w:t xml:space="preserve"> </w:t>
+      </w:r>
+      <w:r>
+        <w:rPr>
+          <w:rFonts w:ascii="Times New Roman" w:hAnsi="Times New Roman" w:cs="Times New Roman"/>
+        </w:rPr>
+        <w:t>:</w:t>
+      </w:r>
+      <w:proofErr w:type="gramEnd"/>
+      <w:r>
+        <w:rPr>
+          <w:rFonts w:ascii="Times New Roman" w:hAnsi="Times New Roman" w:cs="Times New Roman"/>
+        </w:rPr>
+        <w:t xml:space="preserve"> a CSS framework that provides ready-made responsive components.</w:t>
       </w:r>
     </w:p>
     <w:p>
@@ -513,6 +555,7 @@
           <w:rFonts w:ascii="Times New Roman" w:hAnsi="Times New Roman" w:cs="Times New Roman"/>
         </w:rPr>
       </w:pPr>
+      <w:proofErr w:type="gramStart"/>
       <w:r>
         <w:rPr>
           <w:rFonts w:ascii="Times New Roman" w:hAnsi="Times New Roman" w:cs="Times New Roman"/>
@@ -525,7 +568,26 @@
         <w:rPr>
           <w:rFonts w:ascii="Times New Roman" w:hAnsi="Times New Roman" w:cs="Times New Roman"/>
         </w:rPr>
-        <w:t xml:space="preserve"> — adds interactivity such as form validation and dynamic content updates.</w:t>
+        <w:t xml:space="preserve"> </w:t>
+      </w:r>
+      <w:r>
+        <w:rPr>
+          <w:rFonts w:ascii="Times New Roman" w:hAnsi="Times New Roman" w:cs="Times New Roman"/>
+        </w:rPr>
+        <w:t>:</w:t>
+      </w:r>
+      <w:proofErr w:type="gramEnd"/>
+      <w:r>
+        <w:rPr>
+          <w:rFonts w:ascii="Times New Roman" w:hAnsi="Times New Roman" w:cs="Times New Roman"/>
+        </w:rPr>
+        <w:t xml:space="preserve"> </w:t>
+      </w:r>
+      <w:r>
+        <w:rPr>
+          <w:rFonts w:ascii="Times New Roman" w:hAnsi="Times New Roman" w:cs="Times New Roman"/>
+        </w:rPr>
+        <w:t>adds interactivity such as form validation and dynamic content updates.</w:t>
       </w:r>
     </w:p>
     <w:p>
@@ -541,7 +603,21 @@
           <w:rFonts w:ascii="Times New Roman" w:hAnsi="Times New Roman" w:cs="Times New Roman"/>
           <w:color w:val="auto"/>
         </w:rPr>
-        <w:t>Backend — PHP</w:t>
+        <w:t xml:space="preserve">Backend </w:t>
+      </w:r>
+      <w:r>
+        <w:rPr>
+          <w:rFonts w:ascii="Times New Roman" w:hAnsi="Times New Roman" w:cs="Times New Roman"/>
+          <w:color w:val="auto"/>
+        </w:rPr>
+        <w:t>-</w:t>
+      </w:r>
+      <w:r>
+        <w:rPr>
+          <w:rFonts w:ascii="Times New Roman" w:hAnsi="Times New Roman" w:cs="Times New Roman"/>
+          <w:color w:val="auto"/>
+        </w:rPr>
+        <w:t xml:space="preserve"> PHP</w:t>
       </w:r>
     </w:p>
     <w:p>
@@ -945,13 +1021,35 @@
           <w:b/>
           <w:bCs/>
         </w:rPr>
-        <w:t>Receive form data</w:t>
-      </w:r>
-      <w:r>
-        <w:rPr>
-          <w:rFonts w:ascii="Times New Roman" w:hAnsi="Times New Roman" w:cs="Times New Roman"/>
-        </w:rPr>
-        <w:t xml:space="preserve"> — handle POST/GET submissions from HTML forms via $_POST / $_GET.</w:t>
+        <w:t xml:space="preserve">Receive form </w:t>
+      </w:r>
+      <w:proofErr w:type="gramStart"/>
+      <w:r>
+        <w:rPr>
+          <w:rFonts w:ascii="Times New Roman" w:hAnsi="Times New Roman" w:cs="Times New Roman"/>
+          <w:b/>
+          <w:bCs/>
+        </w:rPr>
+        <w:t>data</w:t>
+      </w:r>
+      <w:r>
+        <w:rPr>
+          <w:rFonts w:ascii="Times New Roman" w:hAnsi="Times New Roman" w:cs="Times New Roman"/>
+        </w:rPr>
+        <w:t xml:space="preserve"> </w:t>
+      </w:r>
+      <w:r>
+        <w:rPr>
+          <w:rFonts w:ascii="Times New Roman" w:hAnsi="Times New Roman" w:cs="Times New Roman"/>
+        </w:rPr>
+        <w:t>:</w:t>
+      </w:r>
+      <w:proofErr w:type="gramEnd"/>
+      <w:r>
+        <w:rPr>
+          <w:rFonts w:ascii="Times New Roman" w:hAnsi="Times New Roman" w:cs="Times New Roman"/>
+        </w:rPr>
+        <w:t xml:space="preserve"> handle POST/GET submissions from HTML forms via $_POST / $_GET.</w:t>
       </w:r>
     </w:p>
     <w:p>
@@ -973,13 +1071,35 @@
           <w:bCs/>
         </w:rPr>
         <w:lastRenderedPageBreak/>
-        <w:t>Run database queries</w:t>
-      </w:r>
-      <w:r>
-        <w:rPr>
-          <w:rFonts w:ascii="Times New Roman" w:hAnsi="Times New Roman" w:cs="Times New Roman"/>
-        </w:rPr>
-        <w:t xml:space="preserve"> — read or write data using SQL through </w:t>
+        <w:t xml:space="preserve">Run database </w:t>
+      </w:r>
+      <w:proofErr w:type="gramStart"/>
+      <w:r>
+        <w:rPr>
+          <w:rFonts w:ascii="Times New Roman" w:hAnsi="Times New Roman" w:cs="Times New Roman"/>
+          <w:b/>
+          <w:bCs/>
+        </w:rPr>
+        <w:t>queries</w:t>
+      </w:r>
+      <w:r>
+        <w:rPr>
+          <w:rFonts w:ascii="Times New Roman" w:hAnsi="Times New Roman" w:cs="Times New Roman"/>
+        </w:rPr>
+        <w:t xml:space="preserve"> </w:t>
+      </w:r>
+      <w:r>
+        <w:rPr>
+          <w:rFonts w:ascii="Times New Roman" w:hAnsi="Times New Roman" w:cs="Times New Roman"/>
+        </w:rPr>
+        <w:t>:</w:t>
+      </w:r>
+      <w:proofErr w:type="gramEnd"/>
+      <w:r>
+        <w:rPr>
+          <w:rFonts w:ascii="Times New Roman" w:hAnsi="Times New Roman" w:cs="Times New Roman"/>
+        </w:rPr>
+        <w:t xml:space="preserve"> read or write data using SQL through </w:t>
       </w:r>
       <w:proofErr w:type="spellStart"/>
       <w:r>
@@ -1014,13 +1134,35 @@
           <w:b/>
           <w:bCs/>
         </w:rPr>
-        <w:t>Session management</w:t>
-      </w:r>
-      <w:r>
-        <w:rPr>
-          <w:rFonts w:ascii="Times New Roman" w:hAnsi="Times New Roman" w:cs="Times New Roman"/>
-        </w:rPr>
-        <w:t xml:space="preserve"> — maintain user login state across pages using $_SESSION.</w:t>
+        <w:t xml:space="preserve">Session </w:t>
+      </w:r>
+      <w:proofErr w:type="gramStart"/>
+      <w:r>
+        <w:rPr>
+          <w:rFonts w:ascii="Times New Roman" w:hAnsi="Times New Roman" w:cs="Times New Roman"/>
+          <w:b/>
+          <w:bCs/>
+        </w:rPr>
+        <w:t>management</w:t>
+      </w:r>
+      <w:r>
+        <w:rPr>
+          <w:rFonts w:ascii="Times New Roman" w:hAnsi="Times New Roman" w:cs="Times New Roman"/>
+        </w:rPr>
+        <w:t xml:space="preserve"> </w:t>
+      </w:r>
+      <w:r>
+        <w:rPr>
+          <w:rFonts w:ascii="Times New Roman" w:hAnsi="Times New Roman" w:cs="Times New Roman"/>
+        </w:rPr>
+        <w:t>:</w:t>
+      </w:r>
+      <w:proofErr w:type="gramEnd"/>
+      <w:r>
+        <w:rPr>
+          <w:rFonts w:ascii="Times New Roman" w:hAnsi="Times New Roman" w:cs="Times New Roman"/>
+        </w:rPr>
+        <w:t xml:space="preserve"> maintain user login state across pages using $_SESSION.</w:t>
       </w:r>
     </w:p>
     <w:p>
@@ -1041,13 +1183,35 @@
           <w:b/>
           <w:bCs/>
         </w:rPr>
-        <w:t>Generate HTML output</w:t>
-      </w:r>
-      <w:r>
-        <w:rPr>
-          <w:rFonts w:ascii="Times New Roman" w:hAnsi="Times New Roman" w:cs="Times New Roman"/>
-        </w:rPr>
-        <w:t xml:space="preserve"> — dynamically build and return complete HTML pages.</w:t>
+        <w:t xml:space="preserve">Generate HTML </w:t>
+      </w:r>
+      <w:proofErr w:type="gramStart"/>
+      <w:r>
+        <w:rPr>
+          <w:rFonts w:ascii="Times New Roman" w:hAnsi="Times New Roman" w:cs="Times New Roman"/>
+          <w:b/>
+          <w:bCs/>
+        </w:rPr>
+        <w:t>output</w:t>
+      </w:r>
+      <w:r>
+        <w:rPr>
+          <w:rFonts w:ascii="Times New Roman" w:hAnsi="Times New Roman" w:cs="Times New Roman"/>
+        </w:rPr>
+        <w:t xml:space="preserve"> </w:t>
+      </w:r>
+      <w:r>
+        <w:rPr>
+          <w:rFonts w:ascii="Times New Roman" w:hAnsi="Times New Roman" w:cs="Times New Roman"/>
+        </w:rPr>
+        <w:t>:</w:t>
+      </w:r>
+      <w:proofErr w:type="gramEnd"/>
+      <w:r>
+        <w:rPr>
+          <w:rFonts w:ascii="Times New Roman" w:hAnsi="Times New Roman" w:cs="Times New Roman"/>
+        </w:rPr>
+        <w:t xml:space="preserve"> dynamically build and return complete HTML pages.</w:t>
       </w:r>
     </w:p>
     <w:p>
@@ -1063,7 +1227,21 @@
           <w:rFonts w:ascii="Times New Roman" w:hAnsi="Times New Roman" w:cs="Times New Roman"/>
           <w:color w:val="auto"/>
         </w:rPr>
-        <w:t>Database — MySQL &amp; MariaDB</w:t>
+        <w:t xml:space="preserve">Database </w:t>
+      </w:r>
+      <w:r>
+        <w:rPr>
+          <w:rFonts w:ascii="Times New Roman" w:hAnsi="Times New Roman" w:cs="Times New Roman"/>
+          <w:color w:val="auto"/>
+        </w:rPr>
+        <w:t>-</w:t>
+      </w:r>
+      <w:r>
+        <w:rPr>
+          <w:rFonts w:ascii="Times New Roman" w:hAnsi="Times New Roman" w:cs="Times New Roman"/>
+          <w:color w:val="auto"/>
+        </w:rPr>
+        <w:t xml:space="preserve"> MySQL &amp; MariaDB</w:t>
       </w:r>
     </w:p>
     <w:p>
@@ -1077,7 +1255,21 @@
         <w:rPr>
           <w:rFonts w:ascii="Times New Roman" w:hAnsi="Times New Roman" w:cs="Times New Roman"/>
         </w:rPr>
-        <w:t>The database layer stores all application data. In this course we use MySQL and MariaDB. MariaDB is a community fork of MySQL and is fully compatible — the same SQL syntax works for both.</w:t>
+        <w:t xml:space="preserve">The database layer stores all application data. In this course we use MySQL and MariaDB. MariaDB is a community fork of MySQL and is fully </w:t>
+      </w:r>
+      <w:proofErr w:type="gramStart"/>
+      <w:r>
+        <w:rPr>
+          <w:rFonts w:ascii="Times New Roman" w:hAnsi="Times New Roman" w:cs="Times New Roman"/>
+        </w:rPr>
+        <w:t>compatible  the</w:t>
+      </w:r>
+      <w:proofErr w:type="gramEnd"/>
+      <w:r>
+        <w:rPr>
+          <w:rFonts w:ascii="Times New Roman" w:hAnsi="Times New Roman" w:cs="Times New Roman"/>
+        </w:rPr>
+        <w:t xml:space="preserve"> same SQL syntax works for both.</w:t>
       </w:r>
     </w:p>
     <w:p>
